--- a/data/revised_2026-10_full/tracked/v2/Core_Mathematics/SS2.8_Vectors/Core_Mathematics_Vectors_FinalExplanation_TRACKED.docx
+++ b/data/revised_2026-10_full/tracked/v2/Core_Mathematics/SS2.8_Vectors/Core_Mathematics_Vectors_FinalExplanation_TRACKED.docx
@@ -436,7 +436,7 @@
               </w:rPr>
               <w:t xml:space="preserve">Driving question: Why do two matatu journeys of exactly the same distance from Nairobi's CBD end up at completely different destinations, and what mathematical tool do we need to describe a journey completely? Answer every section in the space under each prompt. Use what you learned in Lessons 1 to 8: the Kencom matatu map, the Nairobi grid with Kencom Bus Stop as the origin O, and the Nakuru journey map. In the calculation sections, show each step of your working and write the correct units (take 1 grid unit = 1 km). Use the terms scalar, vector, distance and displacement carefully. Where a question asks you to explain, write full sentences and connect your answer back to the two matatus from Kencom.</w:t>
             </w:r>
-            <w:ins w:id="9001" w:author="Claude (AI) - proposed" w:date="2026-10-15T20:14:30Z">
+            <w:ins w:id="9001" w:author="Claude (AI) - proposed" w:date="2026-10-18T00:27:57Z">
               <w:r>
                 <w:rPr>
                   <w:rFonts w:ascii="Arial" w:cs="Arial" w:eastAsia="Arial" w:hAnsi="Arial"/>
@@ -679,7 +679,7 @@
               </w:rPr>
               <w:t xml:space="preserve">On the simplified Nairobi coordinate grid used in Lessons 5 and 6, Kencom Bus Stop is the origin O. On this grid, one Westlands-route journey is the column vector w = (−6; 5) and one South B-route journey is the column vector s = (</w:t>
             </w:r>
-            <w:del w:id="9002" w:author="Claude (AI) - proposed" w:date="2026-10-15T20:14:30Z">
+            <w:del w:id="9002" w:author="Claude (AI) - proposed" w:date="2026-10-18T00:27:57Z">
               <w:r>
                 <w:rPr>
                   <w:rFonts w:ascii="Arial" w:cs="Arial" w:eastAsia="Arial" w:hAnsi="Arial"/>
@@ -694,7 +694,7 @@
                 <w:delText xml:space="preserve">4</w:delText>
               </w:r>
             </w:del>
-            <w:ins w:id="9003" w:author="Claude (AI) - proposed" w:date="2026-10-15T20:14:30Z">
+            <w:ins w:id="9003" w:author="Claude (AI) - proposed" w:date="2026-10-18T00:27:57Z">
               <w:r>
                 <w:rPr>
                   <w:rFonts w:ascii="Arial" w:cs="Arial" w:eastAsia="Arial" w:hAnsi="Arial"/>
@@ -722,7 +722,7 @@
               </w:rPr>
               <w:t xml:space="preserve">; −6). (a) Explain what the top number and the bottom number in a column vector tell you. (b) Calculate the magnitude of w and the magnitude of s, correct to 1 decimal place. (c) Compare your two magnitudes with </w:t>
             </w:r>
-            <w:ins w:id="9004" w:author="Claude (AI) - proposed" w:date="2026-10-15T20:14:30Z">
+            <w:ins w:id="9004" w:author="Claude (AI) - proposed" w:date="2026-10-18T00:27:57Z">
               <w:r>
                 <w:rPr>
                   <w:rFonts w:ascii="Arial" w:cs="Arial" w:eastAsia="Arial" w:hAnsi="Arial"/>
@@ -750,7 +750,7 @@
               </w:rPr>
               <w:t xml:space="preserve">the '8 km' labels on the map. (d) Explain why the two column vectors are different even though their magnitudes are </w:t>
             </w:r>
-            <w:del w:id="9005" w:author="Claude (AI) - proposed" w:date="2026-10-15T20:14:30Z">
+            <w:del w:id="9005" w:author="Claude (AI) - proposed" w:date="2026-10-18T00:27:57Z">
               <w:r>
                 <w:rPr>
                   <w:rFonts w:ascii="Arial" w:cs="Arial" w:eastAsia="Arial" w:hAnsi="Arial"/>
@@ -765,7 +765,7 @@
                 <w:delText xml:space="preserve">similar</w:delText>
               </w:r>
             </w:del>
-            <w:ins w:id="9006" w:author="Claude (AI) - proposed" w:date="2026-10-15T20:14:30Z">
+            <w:ins w:id="9006" w:author="Claude (AI) - proposed" w:date="2026-10-18T00:27:57Z">
               <w:r>
                 <w:rPr>
                   <w:rFonts w:ascii="Arial" w:cs="Arial" w:eastAsia="Arial" w:hAnsi="Arial"/>
@@ -1059,7 +1059,7 @@
               </w:rPr>
               <w:t xml:space="preserve">(a) A bodaboda rider goes from O to A, then from A to B, using the position vectors from Part 3. Write the two legs as column vectors, add them to find the resultant, and say what the resultant represents on the grid. (b) Explain in words how the triangle law (tip-to-tail) would show this resultant on squared paper. (c) The displacement vector d = (2; 1). Write 3d and −d as column vectors and describe how each compares with d in magnitude and direction. (d) Write the journey from B back to O as a vector and explain how it is related to OB.</w:t>
             </w:r>
-            <w:ins w:id="9007" w:author="Claude (AI) - proposed" w:date="2026-10-15T20:14:30Z">
+            <w:ins w:id="9007" w:author="Claude (AI) - proposed" w:date="2026-10-18T00:27:57Z">
               <w:r>
                 <w:rPr>
                   <w:rFonts w:ascii="Arial" w:cs="Arial" w:eastAsia="Arial" w:hAnsi="Arial"/>
@@ -1207,7 +1207,7 @@
               </w:rPr>
               <w:t xml:space="preserve">Write a full answer to the driving question: Why do two matatu journeys of exactly the same distance from Nairobi's CBD end up at completely different destinations, and what mathematical tool do we need to describe a journey completely? In your answer: (a) use the terms scalar, vector, magnitude and direction. (b) Refer to your column vector results from Part 2. (c) Explain how you would use vectors to describe a three-leg journey in Nakuru from the CBD Terminus to Westside Mall, then the ASK Showground, then the Lake Nakuru Viewpoint</w:t>
             </w:r>
-            <w:ins w:id="9008" w:author="Claude (AI) - proposed" w:date="2026-10-15T20:14:30Z">
+            <w:ins w:id="9008" w:author="Claude (AI) - proposed" w:date="2026-10-18T00:27:57Z">
               <w:r>
                 <w:rPr>
                   <w:rFonts w:ascii="Arial" w:cs="Arial" w:eastAsia="Arial" w:hAnsi="Arial"/>
@@ -1526,7 +1526,7 @@
               <w:spacing w:after="40" w:before="0"/>
               <w:jc w:val="left"/>
             </w:pPr>
-            <w:del w:id="9009" w:author="Claude (AI) - proposed" w:date="2026-10-15T20:14:30Z">
+            <w:del w:id="9009" w:author="Claude (AI) - proposed" w:date="2026-10-18T00:27:57Z">
               <w:r>
                 <w:rPr>
                   <w:rFonts w:ascii="Arial" w:cs="Arial" w:eastAsia="Arial" w:hAnsi="Arial"/>
@@ -1541,7 +1541,7 @@
                 <w:delText xml:space="preserve">Correctly</w:delText>
               </w:r>
             </w:del>
-            <w:ins w:id="9010" w:author="Claude (AI) - proposed" w:date="2026-10-15T20:14:30Z">
+            <w:ins w:id="9010" w:author="Claude (AI) - proposed" w:date="2026-10-18T00:27:57Z">
               <w:r>
                 <w:rPr>
                   <w:rFonts w:ascii="Arial" w:cs="Arial" w:eastAsia="Arial" w:hAnsi="Arial"/>
@@ -1589,7 +1589,7 @@
               <w:spacing w:after="40" w:before="0"/>
               <w:jc w:val="left"/>
             </w:pPr>
-            <w:del w:id="9011" w:author="Claude (AI) - proposed" w:date="2026-10-15T20:14:30Z">
+            <w:del w:id="9011" w:author="Claude (AI) - proposed" w:date="2026-10-18T00:27:57Z">
               <w:r>
                 <w:rPr>
                   <w:rFonts w:ascii="Arial" w:cs="Arial" w:eastAsia="Arial" w:hAnsi="Arial"/>
@@ -1604,7 +1604,7 @@
                 <w:delText xml:space="preserve">Identifies</w:delText>
               </w:r>
             </w:del>
-            <w:ins w:id="9012" w:author="Claude (AI) - proposed" w:date="2026-10-15T20:14:30Z">
+            <w:ins w:id="9012" w:author="Claude (AI) - proposed" w:date="2026-10-18T00:27:57Z">
               <w:r>
                 <w:rPr>
                   <w:rFonts w:ascii="Arial" w:cs="Arial" w:eastAsia="Arial" w:hAnsi="Arial"/>
@@ -1652,7 +1652,7 @@
               <w:spacing w:after="40" w:before="0"/>
               <w:jc w:val="left"/>
             </w:pPr>
-            <w:del w:id="9013" w:author="Claude (AI) - proposed" w:date="2026-10-15T20:14:30Z">
+            <w:del w:id="9013" w:author="Claude (AI) - proposed" w:date="2026-10-18T00:27:57Z">
               <w:r>
                 <w:rPr>
                   <w:rFonts w:ascii="Arial" w:cs="Arial" w:eastAsia="Arial" w:hAnsi="Arial"/>
@@ -1667,7 +1667,7 @@
                 <w:delText xml:space="preserve">Confuses</w:delText>
               </w:r>
             </w:del>
-            <w:ins w:id="9014" w:author="Claude (AI) - proposed" w:date="2026-10-15T20:14:30Z">
+            <w:ins w:id="9014" w:author="Claude (AI) - proposed" w:date="2026-10-18T00:27:57Z">
               <w:r>
                 <w:rPr>
                   <w:rFonts w:ascii="Arial" w:cs="Arial" w:eastAsia="Arial" w:hAnsi="Arial"/>
@@ -1750,7 +1750,7 @@
               <w:spacing w:after="40" w:before="0"/>
               <w:jc w:val="left"/>
             </w:pPr>
-            <w:del w:id="9015" w:author="Claude (AI) - proposed" w:date="2026-10-15T20:14:30Z">
+            <w:del w:id="9015" w:author="Claude (AI) - proposed" w:date="2026-10-18T00:27:57Z">
               <w:r>
                 <w:rPr>
                   <w:rFonts w:ascii="Arial" w:cs="Arial" w:eastAsia="Arial" w:hAnsi="Arial"/>
@@ -1765,7 +1765,7 @@
                 <w:delText xml:space="preserve">Reads</w:delText>
               </w:r>
             </w:del>
-            <w:ins w:id="9016" w:author="Claude (AI) - proposed" w:date="2026-10-15T20:14:30Z">
+            <w:ins w:id="9016" w:author="Claude (AI) - proposed" w:date="2026-10-18T00:27:57Z">
               <w:r>
                 <w:rPr>
                   <w:rFonts w:ascii="Arial" w:cs="Arial" w:eastAsia="Arial" w:hAnsi="Arial"/>
@@ -1793,7 +1793,7 @@
               </w:rPr>
               <w:t xml:space="preserve"> components correctly and applies √(x² + y²) accurately to get 7.8 km </w:t>
             </w:r>
-            <w:del w:id="9017" w:author="Claude (AI) - proposed" w:date="2026-10-15T20:14:30Z">
+            <w:del w:id="9017" w:author="Claude (AI) - proposed" w:date="2026-10-18T00:27:57Z">
               <w:r>
                 <w:rPr>
                   <w:rFonts w:ascii="Arial" w:cs="Arial" w:eastAsia="Arial" w:hAnsi="Arial"/>
@@ -1808,7 +1808,7 @@
                 <w:delText xml:space="preserve">and 7.2 km</w:delText>
               </w:r>
             </w:del>
-            <w:ins w:id="9018" w:author="Claude (AI) - proposed" w:date="2026-10-15T20:14:30Z">
+            <w:ins w:id="9018" w:author="Claude (AI) - proposed" w:date="2026-10-18T00:27:57Z">
               <w:r>
                 <w:rPr>
                   <w:rFonts w:ascii="Arial" w:cs="Arial" w:eastAsia="Arial" w:hAnsi="Arial"/>
@@ -1856,7 +1856,7 @@
               <w:spacing w:after="40" w:before="0"/>
               <w:jc w:val="left"/>
             </w:pPr>
-            <w:del w:id="9019" w:author="Claude (AI) - proposed" w:date="2026-10-15T20:14:30Z">
+            <w:del w:id="9019" w:author="Claude (AI) - proposed" w:date="2026-10-18T00:27:57Z">
               <w:r>
                 <w:rPr>
                   <w:rFonts w:ascii="Arial" w:cs="Arial" w:eastAsia="Arial" w:hAnsi="Arial"/>
@@ -1871,7 +1871,7 @@
                 <w:delText xml:space="preserve">Calculates</w:delText>
               </w:r>
             </w:del>
-            <w:ins w:id="9020" w:author="Claude (AI) - proposed" w:date="2026-10-15T20:14:30Z">
+            <w:ins w:id="9020" w:author="Claude (AI) - proposed" w:date="2026-10-18T00:27:57Z">
               <w:r>
                 <w:rPr>
                   <w:rFonts w:ascii="Arial" w:cs="Arial" w:eastAsia="Arial" w:hAnsi="Arial"/>
@@ -1919,7 +1919,7 @@
               <w:spacing w:after="40" w:before="0"/>
               <w:jc w:val="left"/>
             </w:pPr>
-            <w:del w:id="9021" w:author="Claude (AI) - proposed" w:date="2026-10-15T20:14:30Z">
+            <w:del w:id="9021" w:author="Claude (AI) - proposed" w:date="2026-10-18T00:27:57Z">
               <w:r>
                 <w:rPr>
                   <w:rFonts w:ascii="Arial" w:cs="Arial" w:eastAsia="Arial" w:hAnsi="Arial"/>
@@ -1934,7 +1934,7 @@
                 <w:delText xml:space="preserve">Cannot</w:delText>
               </w:r>
             </w:del>
-            <w:ins w:id="9022" w:author="Claude (AI) - proposed" w:date="2026-10-15T20:14:30Z">
+            <w:ins w:id="9022" w:author="Claude (AI) - proposed" w:date="2026-10-18T00:27:57Z">
               <w:r>
                 <w:rPr>
                   <w:rFonts w:ascii="Arial" w:cs="Arial" w:eastAsia="Arial" w:hAnsi="Arial"/>
@@ -1997,7 +1997,7 @@
               </w:rPr>
               <w:t xml:space="preserve">Position vectors, resultant, midpoint</w:t>
             </w:r>
-            <w:ins w:id="9023" w:author="Claude (AI) - proposed" w:date="2026-10-15T20:14:30Z">
+            <w:ins w:id="9023" w:author="Claude (AI) - proposed" w:date="2026-10-18T00:27:57Z">
               <w:r>
                 <w:rPr>
                   <w:rFonts w:ascii="Arial" w:cs="Arial" w:eastAsia="Arial" w:hAnsi="Arial"/>
@@ -2045,7 +2045,7 @@
               <w:spacing w:after="40" w:before="0"/>
               <w:jc w:val="left"/>
             </w:pPr>
-            <w:del w:id="9024" w:author="Claude (AI) - proposed" w:date="2026-10-15T20:14:30Z">
+            <w:del w:id="9024" w:author="Claude (AI) - proposed" w:date="2026-10-18T00:27:57Z">
               <w:r>
                 <w:rPr>
                   <w:rFonts w:ascii="Arial" w:cs="Arial" w:eastAsia="Arial" w:hAnsi="Arial"/>
@@ -2060,7 +2060,7 @@
                 <w:delText xml:space="preserve">Correctly</w:delText>
               </w:r>
             </w:del>
-            <w:ins w:id="9025" w:author="Claude (AI) - proposed" w:date="2026-10-15T20:14:30Z">
+            <w:ins w:id="9025" w:author="Claude (AI) - proposed" w:date="2026-10-18T00:27:57Z">
               <w:r>
                 <w:rPr>
                   <w:rFonts w:ascii="Arial" w:cs="Arial" w:eastAsia="Arial" w:hAnsi="Arial"/>
@@ -2088,7 +2088,7 @@
               </w:rPr>
               <w:t xml:space="preserve"> finds AB = (−3; −1), its magnitude, the midpoint (0.5; 2.5), the resultant (−1; 2), the scaled vectors</w:t>
             </w:r>
-            <w:ins w:id="9026" w:author="Claude (AI) - proposed" w:date="2026-10-15T20:14:30Z">
+            <w:ins w:id="9026" w:author="Claude (AI) - proposed" w:date="2026-10-18T00:27:57Z">
               <w:r>
                 <w:rPr>
                   <w:rFonts w:ascii="Arial" w:cs="Arial" w:eastAsia="Arial" w:hAnsi="Arial"/>
@@ -2136,7 +2136,7 @@
               <w:spacing w:after="40" w:before="0"/>
               <w:jc w:val="left"/>
             </w:pPr>
-            <w:del w:id="9027" w:author="Claude (AI) - proposed" w:date="2026-10-15T20:14:30Z">
+            <w:del w:id="9027" w:author="Claude (AI) - proposed" w:date="2026-10-18T00:27:57Z">
               <w:r>
                 <w:rPr>
                   <w:rFonts w:ascii="Arial" w:cs="Arial" w:eastAsia="Arial" w:hAnsi="Arial"/>
@@ -2151,7 +2151,7 @@
                 <w:delText xml:space="preserve">Gets</w:delText>
               </w:r>
             </w:del>
-            <w:ins w:id="9028" w:author="Claude (AI) - proposed" w:date="2026-10-15T20:14:30Z">
+            <w:ins w:id="9028" w:author="Claude (AI) - proposed" w:date="2026-10-18T00:27:57Z">
               <w:r>
                 <w:rPr>
                   <w:rFonts w:ascii="Arial" w:cs="Arial" w:eastAsia="Arial" w:hAnsi="Arial"/>
@@ -2199,7 +2199,7 @@
               <w:spacing w:after="40" w:before="0"/>
               <w:jc w:val="left"/>
             </w:pPr>
-            <w:del w:id="9029" w:author="Claude (AI) - proposed" w:date="2026-10-15T20:14:30Z">
+            <w:del w:id="9029" w:author="Claude (AI) - proposed" w:date="2026-10-18T00:27:57Z">
               <w:r>
                 <w:rPr>
                   <w:rFonts w:ascii="Arial" w:cs="Arial" w:eastAsia="Arial" w:hAnsi="Arial"/>
@@ -2214,7 +2214,7 @@
                 <w:delText xml:space="preserve">Makes</w:delText>
               </w:r>
             </w:del>
-            <w:ins w:id="9030" w:author="Claude (AI) - proposed" w:date="2026-10-15T20:14:30Z">
+            <w:ins w:id="9030" w:author="Claude (AI) - proposed" w:date="2026-10-18T00:27:57Z">
               <w:r>
                 <w:rPr>
                   <w:rFonts w:ascii="Arial" w:cs="Arial" w:eastAsia="Arial" w:hAnsi="Arial"/>
@@ -2297,7 +2297,7 @@
               <w:spacing w:after="40" w:before="0"/>
               <w:jc w:val="left"/>
             </w:pPr>
-            <w:del w:id="9031" w:author="Claude (AI) - proposed" w:date="2026-10-15T20:14:30Z">
+            <w:del w:id="9031" w:author="Claude (AI) - proposed" w:date="2026-10-18T00:27:57Z">
               <w:r>
                 <w:rPr>
                   <w:rFonts w:ascii="Arial" w:cs="Arial" w:eastAsia="Arial" w:hAnsi="Arial"/>
@@ -2312,7 +2312,7 @@
                 <w:delText xml:space="preserve">Gives</w:delText>
               </w:r>
             </w:del>
-            <w:ins w:id="9032" w:author="Claude (AI) - proposed" w:date="2026-10-15T20:14:30Z">
+            <w:ins w:id="9032" w:author="Claude (AI) - proposed" w:date="2026-10-18T00:27:57Z">
               <w:r>
                 <w:rPr>
                   <w:rFonts w:ascii="Arial" w:cs="Arial" w:eastAsia="Arial" w:hAnsi="Arial"/>
@@ -2340,7 +2340,7 @@
               </w:rPr>
               <w:t xml:space="preserve"> a coherent explanation using the vocabulary, the Part 2 evidence, and the multi-leg Nakuru journey</w:t>
             </w:r>
-            <w:ins w:id="9033" w:author="Claude (AI) - proposed" w:date="2026-10-15T20:14:30Z">
+            <w:ins w:id="9033" w:author="Claude (AI) - proposed" w:date="2026-10-18T00:27:57Z">
               <w:r>
                 <w:rPr>
                   <w:rFonts w:ascii="Arial" w:cs="Arial" w:eastAsia="Arial" w:hAnsi="Arial"/>
@@ -2388,7 +2388,7 @@
               <w:spacing w:after="40" w:before="0"/>
               <w:jc w:val="left"/>
             </w:pPr>
-            <w:del w:id="9034" w:author="Claude (AI) - proposed" w:date="2026-10-15T20:14:30Z">
+            <w:del w:id="9034" w:author="Claude (AI) - proposed" w:date="2026-10-18T00:27:57Z">
               <w:r>
                 <w:rPr>
                   <w:rFonts w:ascii="Arial" w:cs="Arial" w:eastAsia="Arial" w:hAnsi="Arial"/>
@@ -2403,7 +2403,7 @@
                 <w:delText xml:space="preserve">Answers</w:delText>
               </w:r>
             </w:del>
-            <w:ins w:id="9035" w:author="Claude (AI) - proposed" w:date="2026-10-15T20:14:30Z">
+            <w:ins w:id="9035" w:author="Claude (AI) - proposed" w:date="2026-10-18T00:27:57Z">
               <w:r>
                 <w:rPr>
                   <w:rFonts w:ascii="Arial" w:cs="Arial" w:eastAsia="Arial" w:hAnsi="Arial"/>
@@ -2451,7 +2451,7 @@
               <w:spacing w:after="40" w:before="0"/>
               <w:jc w:val="left"/>
             </w:pPr>
-            <w:del w:id="9036" w:author="Claude (AI) - proposed" w:date="2026-10-15T20:14:30Z">
+            <w:del w:id="9036" w:author="Claude (AI) - proposed" w:date="2026-10-18T00:27:57Z">
               <w:r>
                 <w:rPr>
                   <w:rFonts w:ascii="Arial" w:cs="Arial" w:eastAsia="Arial" w:hAnsi="Arial"/>
@@ -2466,7 +2466,7 @@
                 <w:delText xml:space="preserve">Gives</w:delText>
               </w:r>
             </w:del>
-            <w:ins w:id="9037" w:author="Claude (AI) - proposed" w:date="2026-10-15T20:14:30Z">
+            <w:ins w:id="9037" w:author="Claude (AI) - proposed" w:date="2026-10-18T00:27:57Z">
               <w:r>
                 <w:rPr>
                   <w:rFonts w:ascii="Arial" w:cs="Arial" w:eastAsia="Arial" w:hAnsi="Arial"/>
@@ -2616,7 +2616,7 @@
         </w:rPr>
         <w:t xml:space="preserve">© 2026 SeaVuria and ARES. This work is licensed under a </w:t>
       </w:r>
-      <w:hyperlink w:history="1" r:id="rIduurlj2mvvc3kvbiqq4dm9">
+      <w:hyperlink w:history="1" r:id="rIdeh0lwssyo5zq2eu_k8jt4">
         <w:r>
           <w:rPr>
             <w:rFonts w:ascii="Arial" w:cs="Arial" w:eastAsia="Arial" w:hAnsi="Arial"/>
@@ -2636,7 +2636,7 @@
         </w:rPr>
         <w:t xml:space="preserve"> (</w:t>
       </w:r>
-      <w:hyperlink w:history="1" r:id="rId6-5ad0a_xummeyzv_usw9">
+      <w:hyperlink w:history="1" r:id="rIdp8cp-lawj9xho2ylk3jut">
         <w:r>
           <w:rPr>
             <w:rFonts w:ascii="Arial" w:cs="Arial" w:eastAsia="Arial" w:hAnsi="Arial"/>
@@ -2656,7 +2656,7 @@
         </w:rPr>
         <w:t xml:space="preserve">). To view a copy of this license, visit </w:t>
       </w:r>
-      <w:hyperlink w:history="1" r:id="rIdn5jsalx2lif80rm0ck7zx">
+      <w:hyperlink w:history="1" r:id="rIdwgyr2fswush0ijnhhuiz3">
         <w:r>
           <w:rPr>
             <w:rFonts w:ascii="Arial" w:cs="Arial" w:eastAsia="Arial" w:hAnsi="Arial"/>
